--- a/samples/fixtures/docx/sov-table.docx
+++ b/samples/fixtures/docx/sov-table.docx
@@ -4,7 +4,7 @@
   <w:body>
     <w:p>
       <w:r>
-        <w:t>Schedule of values</w:t>
+        <w:t>Schedule of values - all limits USD</w:t>
       </w:r>
     </w:p>
     <w:tbl>
@@ -13,13 +13,15 @@
         <w:tblLook w:firstColumn="1" w:firstRow="1" w:lastColumn="0" w:lastRow="0" w:noHBand="0" w:noVBand="1" w:val="04A0"/>
       </w:tblPr>
       <w:tblGrid>
-        <w:gridCol w:w="4320"/>
-        <w:gridCol w:w="4320"/>
+        <w:gridCol w:w="2160"/>
+        <w:gridCol w:w="2160"/>
+        <w:gridCol w:w="2160"/>
+        <w:gridCol w:w="2160"/>
       </w:tblGrid>
       <w:tr>
         <w:tc>
           <w:tcPr>
-            <w:tcW w:type="dxa" w:w="4320"/>
+            <w:tcW w:type="dxa" w:w="2160"/>
           </w:tcPr>
           <w:p>
             <w:r>
@@ -29,7 +31,7 @@
         </w:tc>
         <w:tc>
           <w:tcPr>
-            <w:tcW w:type="dxa" w:w="4320"/>
+            <w:tcW w:type="dxa" w:w="2160"/>
           </w:tcPr>
           <w:p>
             <w:r>
@@ -37,11 +39,31 @@
             </w:r>
           </w:p>
         </w:tc>
+        <w:tc>
+          <w:tcPr>
+            <w:tcW w:type="dxa" w:w="2160"/>
+          </w:tcPr>
+          <w:p>
+            <w:r>
+              <w:t>Sprinklered</w:t>
+            </w:r>
+          </w:p>
+        </w:tc>
+        <w:tc>
+          <w:tcPr>
+            <w:tcW w:type="dxa" w:w="2160"/>
+          </w:tcPr>
+          <w:p>
+            <w:r>
+              <w:t>Alarm</w:t>
+            </w:r>
+          </w:p>
+        </w:tc>
       </w:tr>
       <w:tr>
         <w:tc>
           <w:tcPr>
-            <w:tcW w:type="dxa" w:w="4320"/>
+            <w:tcW w:type="dxa" w:w="2160"/>
           </w:tcPr>
           <w:p>
             <w:r>
@@ -51,7 +73,7 @@
         </w:tc>
         <w:tc>
           <w:tcPr>
-            <w:tcW w:type="dxa" w:w="4320"/>
+            <w:tcW w:type="dxa" w:w="2160"/>
           </w:tcPr>
           <w:p>
             <w:r>
@@ -59,11 +81,31 @@
             </w:r>
           </w:p>
         </w:tc>
+        <w:tc>
+          <w:tcPr>
+            <w:tcW w:type="dxa" w:w="2160"/>
+          </w:tcPr>
+          <w:p>
+            <w:r>
+              <w:t>yes</w:t>
+            </w:r>
+          </w:p>
+        </w:tc>
+        <w:tc>
+          <w:tcPr>
+            <w:tcW w:type="dxa" w:w="2160"/>
+          </w:tcPr>
+          <w:p>
+            <w:r>
+              <w:t>hardwired</w:t>
+            </w:r>
+          </w:p>
+        </w:tc>
       </w:tr>
       <w:tr>
         <w:tc>
           <w:tcPr>
-            <w:tcW w:type="dxa" w:w="4320"/>
+            <w:tcW w:type="dxa" w:w="2160"/>
           </w:tcPr>
           <w:p>
             <w:r>
@@ -73,11 +115,73 @@
         </w:tc>
         <w:tc>
           <w:tcPr>
-            <w:tcW w:type="dxa" w:w="4320"/>
+            <w:tcW w:type="dxa" w:w="2160"/>
           </w:tcPr>
           <w:p>
             <w:r>
               <w:t>4500000</w:t>
+            </w:r>
+          </w:p>
+        </w:tc>
+        <w:tc>
+          <w:tcPr>
+            <w:tcW w:type="dxa" w:w="2160"/>
+          </w:tcPr>
+          <w:p>
+            <w:r>
+              <w:t>yes</w:t>
+            </w:r>
+          </w:p>
+        </w:tc>
+        <w:tc>
+          <w:tcPr>
+            <w:tcW w:type="dxa" w:w="2160"/>
+          </w:tcPr>
+          <w:p>
+            <w:r>
+              <w:t>hardwired</w:t>
+            </w:r>
+          </w:p>
+        </w:tc>
+      </w:tr>
+      <w:tr>
+        <w:tc>
+          <w:tcPr>
+            <w:tcW w:type="dxa" w:w="2160"/>
+          </w:tcPr>
+          <w:p>
+            <w:r>
+              <w:t>7 Dockside</w:t>
+            </w:r>
+          </w:p>
+        </w:tc>
+        <w:tc>
+          <w:tcPr>
+            <w:tcW w:type="dxa" w:w="2160"/>
+          </w:tcPr>
+          <w:p>
+            <w:r>
+              <w:t>1200000</w:t>
+            </w:r>
+          </w:p>
+        </w:tc>
+        <w:tc>
+          <w:tcPr>
+            <w:tcW w:type="dxa" w:w="2160"/>
+          </w:tcPr>
+          <w:p>
+            <w:r>
+              <w:t>yes</w:t>
+            </w:r>
+          </w:p>
+        </w:tc>
+        <w:tc>
+          <w:tcPr>
+            <w:tcW w:type="dxa" w:w="2160"/>
+          </w:tcPr>
+          <w:p>
+            <w:r>
+              <w:t>local</w:t>
             </w:r>
           </w:p>
         </w:tc>
